--- a/大优教材定制/调整版本/秋09 第14讲生活用电 练习册 教师版.docx
+++ b/大优教材定制/调整版本/秋09 第14讲生活用电 练习册 教师版.docx
@@ -368,7 +368,7 @@
           <w:noProof/>
         </w:rPr>
         <w:drawing>
-          <wp:anchor distT="0" distB="0" distL="0" distR="0" simplePos="0" relativeHeight="251661312" behindDoc="0" locked="0" layoutInCell="1" allowOverlap="1" wp14:anchorId="39955527" wp14:editId="412F8652">
+          <wp:anchor distT="0" distB="0" distL="0" distR="0" simplePos="0" relativeHeight="251661312" behindDoc="0" locked="0" layoutInCell="1" allowOverlap="1" wp14:anchorId="39955527" wp14:editId="471F7AE6">
             <wp:simplePos x="0" y="0"/>
             <wp:positionH relativeFrom="column">
               <wp:posOffset>2666000</wp:posOffset>
@@ -903,6 +903,9 @@
         <w:pStyle w:val="123"/>
       </w:pPr>
       <w:r>
+        <w:rPr>
+          <w:noProof/>
+        </w:rPr>
         <w:drawing>
           <wp:inline distT="0" distB="0" distL="0" distR="0" wp14:anchorId="741E2E48" wp14:editId="015EB934">
             <wp:extent cx="3758577" cy="1221072"/>
@@ -4525,10 +4528,10 @@
           <w:noProof/>
         </w:rPr>
         <w:drawing>
-          <wp:inline distT="0" distB="0" distL="0" distR="0" wp14:anchorId="22A1CAB3" wp14:editId="33E9F7DD">
-            <wp:extent cx="2476500" cy="1028700"/>
-            <wp:effectExtent l="0" t="0" r="6350" b="7620"/>
-            <wp:docPr id="1" name="图片24" descr="菁优网：http://www.jyeoo.com"/>
+          <wp:inline distT="0" distB="0" distL="0" distR="0" wp14:anchorId="22A1CAB3" wp14:editId="4711E9DC">
+            <wp:extent cx="2473089" cy="1028844"/>
+            <wp:effectExtent l="0" t="0" r="3810" b="0"/>
+            <wp:docPr id="1" name="图片24"/>
             <wp:cNvGraphicFramePr>
               <a:graphicFrameLocks xmlns:a="http://schemas.openxmlformats.org/drawingml/2006/main" noChangeAspect="1"/>
             </wp:cNvGraphicFramePr>
@@ -4536,13 +4539,19 @@
               <a:graphicData uri="http://schemas.openxmlformats.org/drawingml/2006/picture">
                 <pic:pic xmlns:pic="http://schemas.openxmlformats.org/drawingml/2006/picture">
                   <pic:nvPicPr>
-                    <pic:cNvPr id="1" name="图片24" descr="菁优网：http://www.jyeoo.com"/>
+                    <pic:cNvPr id="1" name="图片24"/>
                     <pic:cNvPicPr>
                       <a:picLocks noChangeAspect="1"/>
                     </pic:cNvPicPr>
                   </pic:nvPicPr>
                   <pic:blipFill>
-                    <a:blip r:embed="rId30" cstate="print"/>
+                    <a:blip r:embed="rId30" cstate="print">
+                      <a:extLst>
+                        <a:ext uri="{28A0092B-C50C-407E-A947-70E740481C1C}">
+                          <a14:useLocalDpi xmlns:a14="http://schemas.microsoft.com/office/drawing/2010/main" val="0"/>
+                        </a:ext>
+                      </a:extLst>
+                    </a:blip>
                     <a:stretch>
                       <a:fillRect/>
                     </a:stretch>
@@ -4550,7 +4559,7 @@
                   <pic:spPr>
                     <a:xfrm>
                       <a:off x="0" y="0"/>
-                      <a:ext cx="2476846" cy="1028844"/>
+                      <a:ext cx="2473089" cy="1028844"/>
                     </a:xfrm>
                     <a:prstGeom prst="rect">
                       <a:avLst/>
@@ -4675,7 +4684,19 @@
         <w:rPr>
           <w:rFonts w:hint="eastAsia"/>
         </w:rPr>
-        <w:t>点到零线之间断路</w:t>
+        <w:t>点到</w:t>
+      </w:r>
+      <w:r>
+        <w:rPr>
+          <w:rFonts w:hint="eastAsia"/>
+        </w:rPr>
+        <w:t>中性线</w:t>
+      </w:r>
+      <w:r>
+        <w:rPr>
+          <w:rFonts w:hint="eastAsia"/>
+        </w:rPr>
+        <w:t>之间断路</w:t>
       </w:r>
     </w:p>
     <w:p>
@@ -5294,10 +5315,10 @@
           <w:noProof/>
         </w:rPr>
         <w:drawing>
-          <wp:inline distT="0" distB="0" distL="0" distR="0" wp14:anchorId="4FED8860" wp14:editId="669599EC">
-            <wp:extent cx="3583305" cy="1075690"/>
-            <wp:effectExtent l="0" t="0" r="635" b="3810"/>
-            <wp:docPr id="54" name="图片24" descr="菁优网：http://www.jyeoo.com"/>
+          <wp:inline distT="0" distB="0" distL="0" distR="0" wp14:anchorId="4FED8860" wp14:editId="70FD78D8">
+            <wp:extent cx="3583305" cy="1074291"/>
+            <wp:effectExtent l="0" t="0" r="0" b="0"/>
+            <wp:docPr id="54" name="图片24"/>
             <wp:cNvGraphicFramePr>
               <a:graphicFrameLocks xmlns:a="http://schemas.openxmlformats.org/drawingml/2006/main" noChangeAspect="1"/>
             </wp:cNvGraphicFramePr>
@@ -5305,13 +5326,19 @@
               <a:graphicData uri="http://schemas.openxmlformats.org/drawingml/2006/picture">
                 <pic:pic xmlns:pic="http://schemas.openxmlformats.org/drawingml/2006/picture">
                   <pic:nvPicPr>
-                    <pic:cNvPr id="54" name="图片24" descr="菁优网：http://www.jyeoo.com"/>
+                    <pic:cNvPr id="54" name="图片24"/>
                     <pic:cNvPicPr>
                       <a:picLocks noChangeAspect="1"/>
                     </pic:cNvPicPr>
                   </pic:nvPicPr>
                   <pic:blipFill>
-                    <a:blip r:embed="rId32" cstate="print"/>
+                    <a:blip r:embed="rId32" cstate="print">
+                      <a:extLst>
+                        <a:ext uri="{28A0092B-C50C-407E-A947-70E740481C1C}">
+                          <a14:useLocalDpi xmlns:a14="http://schemas.microsoft.com/office/drawing/2010/main" val="0"/>
+                        </a:ext>
+                      </a:extLst>
+                    </a:blip>
                     <a:stretch>
                       <a:fillRect/>
                     </a:stretch>
@@ -5319,7 +5346,7 @@
                   <pic:spPr>
                     <a:xfrm>
                       <a:off x="0" y="0"/>
-                      <a:ext cx="3583305" cy="1075690"/>
+                      <a:ext cx="3583305" cy="1074291"/>
                     </a:xfrm>
                     <a:prstGeom prst="rect">
                       <a:avLst/>
@@ -5369,7 +5396,25 @@
         <w:rPr>
           <w:rFonts w:hint="eastAsia"/>
         </w:rPr>
-        <w:t>．乙图：白炽灯泡的螺丝套（外壳）既可接火线，也可接零线</w:t>
+        <w:t>．乙图：白炽灯泡的螺丝套（外壳）既可接</w:t>
+      </w:r>
+      <w:r>
+        <w:rPr>
+          <w:rFonts w:hint="eastAsia"/>
+        </w:rPr>
+        <w:t>相线</w:t>
+      </w:r>
+      <w:r>
+        <w:rPr>
+          <w:rFonts w:hint="eastAsia"/>
+        </w:rPr>
+        <w:t>，也可接</w:t>
+      </w:r>
+      <w:r>
+        <w:rPr>
+          <w:rFonts w:hint="eastAsia"/>
+        </w:rPr>
+        <w:t>中性线</w:t>
       </w:r>
       <w:r>
         <w:rPr>
@@ -5392,7 +5437,19 @@
         <w:rPr>
           <w:rFonts w:hint="eastAsia"/>
         </w:rPr>
-        <w:t>．丙图：站在绝缘凳上的人一只手接触带电的火线，人不会触电</w:t>
+        <w:t>．丙图：站在绝缘凳上的人一只手接触带电的</w:t>
+      </w:r>
+      <w:r>
+        <w:rPr>
+          <w:rFonts w:hint="eastAsia"/>
+        </w:rPr>
+        <w:t>相线</w:t>
+      </w:r>
+      <w:r>
+        <w:rPr>
+          <w:rFonts w:hint="eastAsia"/>
+        </w:rPr>
+        <w:t>，人不会触电</w:t>
       </w:r>
       <w:r>
         <w:rPr>
@@ -5415,7 +5472,27 @@
         <w:rPr>
           <w:rFonts w:hint="eastAsia"/>
         </w:rPr>
-        <w:t>．丁图：手握紧试电笔的金属杆，接触接火线的插孔，氖管才发光</w:t>
+        <w:t>．丁图：手握紧试电笔的金属杆，</w:t>
+      </w:r>
+      <w:proofErr w:type="gramStart"/>
+      <w:r>
+        <w:rPr>
+          <w:rFonts w:hint="eastAsia"/>
+        </w:rPr>
+        <w:t>接触接</w:t>
+      </w:r>
+      <w:r>
+        <w:rPr>
+          <w:rFonts w:hint="eastAsia"/>
+        </w:rPr>
+        <w:t>相线</w:t>
+      </w:r>
+      <w:proofErr w:type="gramEnd"/>
+      <w:r>
+        <w:rPr>
+          <w:rFonts w:hint="eastAsia"/>
+        </w:rPr>
+        <w:t>的插孔，氖管才发光</w:t>
       </w:r>
     </w:p>
     <w:p>
@@ -5616,7 +5693,19 @@
         <w:rPr>
           <w:rFonts w:hint="eastAsia"/>
         </w:rPr>
-        <w:t>。人若不小心接触火线，经人体流入大地的电流超过</w:t>
+        <w:t>。人若不小心接触</w:t>
+      </w:r>
+      <w:r>
+        <w:rPr>
+          <w:rFonts w:hint="eastAsia"/>
+        </w:rPr>
+        <w:t>相线</w:t>
+      </w:r>
+      <w:r>
+        <w:rPr>
+          <w:rFonts w:hint="eastAsia"/>
+        </w:rPr>
+        <w:t>，经人体流入大地的电流超过</w:t>
       </w:r>
       <w:r>
         <w:rPr>
@@ -5656,10 +5745,10 @@
           <w:noProof/>
         </w:rPr>
         <w:drawing>
-          <wp:inline distT="0" distB="0" distL="0" distR="0" wp14:anchorId="3BB04DFA" wp14:editId="75AC43F6">
-            <wp:extent cx="4250055" cy="1038860"/>
-            <wp:effectExtent l="0" t="0" r="3175" b="8255"/>
-            <wp:docPr id="40" name="图片24" descr="菁优网：http://www.jyeoo.com"/>
+          <wp:inline distT="0" distB="0" distL="0" distR="0" wp14:anchorId="3BB04DFA" wp14:editId="5B268D09">
+            <wp:extent cx="4250055" cy="1037611"/>
+            <wp:effectExtent l="0" t="0" r="0" b="0"/>
+            <wp:docPr id="40" name="图片24"/>
             <wp:cNvGraphicFramePr>
               <a:graphicFrameLocks xmlns:a="http://schemas.openxmlformats.org/drawingml/2006/main" noChangeAspect="1"/>
             </wp:cNvGraphicFramePr>
@@ -5667,13 +5756,19 @@
               <a:graphicData uri="http://schemas.openxmlformats.org/drawingml/2006/picture">
                 <pic:pic xmlns:pic="http://schemas.openxmlformats.org/drawingml/2006/picture">
                   <pic:nvPicPr>
-                    <pic:cNvPr id="40" name="图片24" descr="菁优网：http://www.jyeoo.com"/>
+                    <pic:cNvPr id="40" name="图片24"/>
                     <pic:cNvPicPr>
                       <a:picLocks noChangeAspect="1"/>
                     </pic:cNvPicPr>
                   </pic:nvPicPr>
                   <pic:blipFill>
-                    <a:blip r:embed="rId33" cstate="print"/>
+                    <a:blip r:embed="rId33">
+                      <a:extLst>
+                        <a:ext uri="{28A0092B-C50C-407E-A947-70E740481C1C}">
+                          <a14:useLocalDpi xmlns:a14="http://schemas.microsoft.com/office/drawing/2010/main" val="0"/>
+                        </a:ext>
+                      </a:extLst>
+                    </a:blip>
                     <a:stretch>
                       <a:fillRect/>
                     </a:stretch>
@@ -5681,7 +5776,7 @@
                   <pic:spPr>
                     <a:xfrm>
                       <a:off x="0" y="0"/>
-                      <a:ext cx="4250055" cy="1039370"/>
+                      <a:ext cx="4250055" cy="1037611"/>
                     </a:xfrm>
                     <a:prstGeom prst="rect">
                       <a:avLst/>
@@ -6758,10 +6853,10 @@
         </w:rPr>
         <w:lastRenderedPageBreak/>
         <w:drawing>
-          <wp:inline distT="0" distB="0" distL="0" distR="0" wp14:anchorId="2A7EBCC5" wp14:editId="5B1C88F0">
-            <wp:extent cx="4121785" cy="1642745"/>
-            <wp:effectExtent l="0" t="0" r="1905" b="8890"/>
-            <wp:docPr id="48" name="图片24" descr="菁优网：http://www.jyeoo.com"/>
+          <wp:inline distT="0" distB="0" distL="0" distR="0" wp14:anchorId="2A7EBCC5" wp14:editId="1BB34309">
+            <wp:extent cx="4112887" cy="1642745"/>
+            <wp:effectExtent l="0" t="0" r="2540" b="0"/>
+            <wp:docPr id="48" name="图片24"/>
             <wp:cNvGraphicFramePr>
               <a:graphicFrameLocks xmlns:a="http://schemas.openxmlformats.org/drawingml/2006/main" noChangeAspect="1"/>
             </wp:cNvGraphicFramePr>
@@ -6769,13 +6864,19 @@
               <a:graphicData uri="http://schemas.openxmlformats.org/drawingml/2006/picture">
                 <pic:pic xmlns:pic="http://schemas.openxmlformats.org/drawingml/2006/picture">
                   <pic:nvPicPr>
-                    <pic:cNvPr id="48" name="图片24" descr="菁优网：http://www.jyeoo.com"/>
+                    <pic:cNvPr id="48" name="图片24"/>
                     <pic:cNvPicPr>
                       <a:picLocks noChangeAspect="1"/>
                     </pic:cNvPicPr>
                   </pic:nvPicPr>
                   <pic:blipFill>
-                    <a:blip r:embed="rId38" cstate="print"/>
+                    <a:blip r:embed="rId38" cstate="print">
+                      <a:extLst>
+                        <a:ext uri="{28A0092B-C50C-407E-A947-70E740481C1C}">
+                          <a14:useLocalDpi xmlns:a14="http://schemas.microsoft.com/office/drawing/2010/main" val="0"/>
+                        </a:ext>
+                      </a:extLst>
+                    </a:blip>
                     <a:stretch>
                       <a:fillRect/>
                     </a:stretch>
@@ -6783,7 +6884,7 @@
                   <pic:spPr>
                     <a:xfrm>
                       <a:off x="0" y="0"/>
-                      <a:ext cx="4121785" cy="1642745"/>
+                      <a:ext cx="4112887" cy="1642745"/>
                     </a:xfrm>
                     <a:prstGeom prst="rect">
                       <a:avLst/>
@@ -7176,10 +7277,10 @@
           <w:noProof/>
         </w:rPr>
         <w:drawing>
-          <wp:inline distT="0" distB="0" distL="0" distR="0" wp14:anchorId="70BE41F1" wp14:editId="4DF4A3D3">
-            <wp:extent cx="2385060" cy="1294765"/>
-            <wp:effectExtent l="0" t="0" r="635" b="635"/>
-            <wp:docPr id="49" name="图片24" descr="菁优网：http://www.jyeoo.com"/>
+          <wp:inline distT="0" distB="0" distL="0" distR="0" wp14:anchorId="70BE41F1" wp14:editId="099E5F1B">
+            <wp:extent cx="2385060" cy="1292683"/>
+            <wp:effectExtent l="0" t="0" r="0" b="3175"/>
+            <wp:docPr id="49" name="图片24"/>
             <wp:cNvGraphicFramePr>
               <a:graphicFrameLocks xmlns:a="http://schemas.openxmlformats.org/drawingml/2006/main" noChangeAspect="1"/>
             </wp:cNvGraphicFramePr>
@@ -7187,13 +7288,19 @@
               <a:graphicData uri="http://schemas.openxmlformats.org/drawingml/2006/picture">
                 <pic:pic xmlns:pic="http://schemas.openxmlformats.org/drawingml/2006/picture">
                   <pic:nvPicPr>
-                    <pic:cNvPr id="49" name="图片24" descr="菁优网：http://www.jyeoo.com"/>
+                    <pic:cNvPr id="49" name="图片24"/>
                     <pic:cNvPicPr>
                       <a:picLocks noChangeAspect="1"/>
                     </pic:cNvPicPr>
                   </pic:nvPicPr>
                   <pic:blipFill>
-                    <a:blip r:embed="rId39" cstate="print"/>
+                    <a:blip r:embed="rId39" cstate="print">
+                      <a:extLst>
+                        <a:ext uri="{28A0092B-C50C-407E-A947-70E740481C1C}">
+                          <a14:useLocalDpi xmlns:a14="http://schemas.microsoft.com/office/drawing/2010/main" val="0"/>
+                        </a:ext>
+                      </a:extLst>
+                    </a:blip>
                     <a:stretch>
                       <a:fillRect/>
                     </a:stretch>
@@ -7201,7 +7308,7 @@
                   <pic:spPr>
                     <a:xfrm>
                       <a:off x="0" y="0"/>
-                      <a:ext cx="2385060" cy="1294765"/>
+                      <a:ext cx="2385060" cy="1292683"/>
                     </a:xfrm>
                     <a:prstGeom prst="rect">
                       <a:avLst/>
@@ -8999,6 +9106,10 @@
 </file>
 
 <file path=customXml/item1.xml><?xml version="1.0" encoding="utf-8"?>
+<b:Sources xmlns:b="http://schemas.openxmlformats.org/officeDocument/2006/bibliography" xmlns="http://schemas.openxmlformats.org/officeDocument/2006/bibliography" SelectedStyle="\APA.XSL" StyleName="APA"/>
+</file>
+
+<file path=customXml/item2.xml><?xml version="1.0" encoding="utf-8"?>
 <s:customData xmlns="http://www.wps.cn/officeDocument/2013/wpsCustomData" xmlns:s="http://www.wps.cn/officeDocument/2013/wpsCustomData">
   <customSectProps/>
   <customShpExts>
@@ -9007,22 +9118,18 @@
 </s:customData>
 </file>
 
-<file path=customXml/item2.xml><?xml version="1.0" encoding="utf-8"?>
-<b:Sources xmlns:b="http://schemas.openxmlformats.org/officeDocument/2006/bibliography" xmlns="http://schemas.openxmlformats.org/officeDocument/2006/bibliography" SelectedStyle="\APA.XSL" StyleName="APA"/>
+<file path=customXml/itemProps1.xml><?xml version="1.0" encoding="utf-8"?>
+<ds:datastoreItem xmlns:ds="http://schemas.openxmlformats.org/officeDocument/2006/customXml" ds:itemID="{0E798019-D9DA-4148-8768-905599865BAA}">
+  <ds:schemaRefs>
+    <ds:schemaRef ds:uri="http://schemas.openxmlformats.org/officeDocument/2006/bibliography"/>
+  </ds:schemaRefs>
+</ds:datastoreItem>
 </file>
 
-<file path=customXml/itemProps1.xml><?xml version="1.0" encoding="utf-8"?>
+<file path=customXml/itemProps2.xml><?xml version="1.0" encoding="utf-8"?>
 <ds:datastoreItem xmlns:ds="http://schemas.openxmlformats.org/officeDocument/2006/customXml" ds:itemID="{B1977F7D-205B-4081-913C-38D41E755F92}">
   <ds:schemaRefs>
     <ds:schemaRef ds:uri="http://www.wps.cn/officeDocument/2013/wpsCustomData"/>
   </ds:schemaRefs>
 </ds:datastoreItem>
-</file>
-
-<file path=customXml/itemProps2.xml><?xml version="1.0" encoding="utf-8"?>
-<ds:datastoreItem xmlns:ds="http://schemas.openxmlformats.org/officeDocument/2006/customXml" ds:itemID="{0E798019-D9DA-4148-8768-905599865BAA}">
-  <ds:schemaRefs>
-    <ds:schemaRef ds:uri="http://schemas.openxmlformats.org/officeDocument/2006/bibliography"/>
-  </ds:schemaRefs>
-</ds:datastoreItem>
 </file>
--- a/大优教材定制/调整版本/秋09 第14讲生活用电 练习册 教师版.docx
+++ b/大优教材定制/调整版本/秋09 第14讲生活用电 练习册 教师版.docx
@@ -5315,7 +5315,7 @@
           <w:noProof/>
         </w:rPr>
         <w:drawing>
-          <wp:inline distT="0" distB="0" distL="0" distR="0" wp14:anchorId="4FED8860" wp14:editId="70FD78D8">
+          <wp:inline distT="0" distB="0" distL="0" distR="0" wp14:anchorId="4FED8860" wp14:editId="4CB9A827">
             <wp:extent cx="3583305" cy="1074291"/>
             <wp:effectExtent l="0" t="0" r="0" b="0"/>
             <wp:docPr id="54" name="图片24"/>
@@ -6853,7 +6853,7 @@
         </w:rPr>
         <w:lastRenderedPageBreak/>
         <w:drawing>
-          <wp:inline distT="0" distB="0" distL="0" distR="0" wp14:anchorId="2A7EBCC5" wp14:editId="1BB34309">
+          <wp:inline distT="0" distB="0" distL="0" distR="0" wp14:anchorId="2A7EBCC5" wp14:editId="1B9F6385">
             <wp:extent cx="4112887" cy="1642745"/>
             <wp:effectExtent l="0" t="0" r="2540" b="0"/>
             <wp:docPr id="48" name="图片24"/>
@@ -9106,10 +9106,6 @@
 </file>
 
 <file path=customXml/item1.xml><?xml version="1.0" encoding="utf-8"?>
-<b:Sources xmlns:b="http://schemas.openxmlformats.org/officeDocument/2006/bibliography" xmlns="http://schemas.openxmlformats.org/officeDocument/2006/bibliography" SelectedStyle="\APA.XSL" StyleName="APA"/>
-</file>
-
-<file path=customXml/item2.xml><?xml version="1.0" encoding="utf-8"?>
 <s:customData xmlns="http://www.wps.cn/officeDocument/2013/wpsCustomData" xmlns:s="http://www.wps.cn/officeDocument/2013/wpsCustomData">
   <customSectProps/>
   <customShpExts>
@@ -9118,18 +9114,22 @@
 </s:customData>
 </file>
 
+<file path=customXml/item2.xml><?xml version="1.0" encoding="utf-8"?>
+<b:Sources xmlns:b="http://schemas.openxmlformats.org/officeDocument/2006/bibliography" xmlns="http://schemas.openxmlformats.org/officeDocument/2006/bibliography" SelectedStyle="\APA.XSL" StyleName="APA"/>
+</file>
+
 <file path=customXml/itemProps1.xml><?xml version="1.0" encoding="utf-8"?>
+<ds:datastoreItem xmlns:ds="http://schemas.openxmlformats.org/officeDocument/2006/customXml" ds:itemID="{B1977F7D-205B-4081-913C-38D41E755F92}">
+  <ds:schemaRefs>
+    <ds:schemaRef ds:uri="http://www.wps.cn/officeDocument/2013/wpsCustomData"/>
+  </ds:schemaRefs>
+</ds:datastoreItem>
+</file>
+
+<file path=customXml/itemProps2.xml><?xml version="1.0" encoding="utf-8"?>
 <ds:datastoreItem xmlns:ds="http://schemas.openxmlformats.org/officeDocument/2006/customXml" ds:itemID="{0E798019-D9DA-4148-8768-905599865BAA}">
   <ds:schemaRefs>
     <ds:schemaRef ds:uri="http://schemas.openxmlformats.org/officeDocument/2006/bibliography"/>
   </ds:schemaRefs>
 </ds:datastoreItem>
-</file>
-
-<file path=customXml/itemProps2.xml><?xml version="1.0" encoding="utf-8"?>
-<ds:datastoreItem xmlns:ds="http://schemas.openxmlformats.org/officeDocument/2006/customXml" ds:itemID="{B1977F7D-205B-4081-913C-38D41E755F92}">
-  <ds:schemaRefs>
-    <ds:schemaRef ds:uri="http://www.wps.cn/officeDocument/2013/wpsCustomData"/>
-  </ds:schemaRefs>
-</ds:datastoreItem>
 </file>
--- a/大优教材定制/调整版本/秋09 第14讲生活用电 练习册 教师版.docx
+++ b/大优教材定制/调整版本/秋09 第14讲生活用电 练习册 教师版.docx
@@ -724,15 +724,6 @@
     </w:p>
     <w:p>
       <w:pPr>
-        <w:spacing w:line="288" w:lineRule="auto"/>
-        <w:ind w:leftChars="-100" w:left="-210"/>
-        <w:rPr>
-          <w:rFonts w:ascii="Times New Roman" w:eastAsiaTheme="majorEastAsia" w:hAnsi="Times New Roman" w:cs="Times New Roman"/>
-        </w:rPr>
-      </w:pPr>
-    </w:p>
-    <w:p>
-      <w:pPr>
         <w:pStyle w:val="af0"/>
         <w:ind w:left="672" w:hanging="672"/>
       </w:pPr>
@@ -907,8 +898,8 @@
           <w:noProof/>
         </w:rPr>
         <w:drawing>
-          <wp:inline distT="0" distB="0" distL="0" distR="0" wp14:anchorId="741E2E48" wp14:editId="015EB934">
-            <wp:extent cx="3758577" cy="1221072"/>
+          <wp:inline distT="0" distB="0" distL="0" distR="0" wp14:anchorId="741E2E48" wp14:editId="276013AE">
+            <wp:extent cx="2657789" cy="863452"/>
             <wp:effectExtent l="0" t="0" r="0" b="0"/>
             <wp:docPr id="1573654133" name="图片 1"/>
             <wp:cNvGraphicFramePr>
@@ -930,7 +921,7 @@
                   <pic:spPr>
                     <a:xfrm>
                       <a:off x="0" y="0"/>
-                      <a:ext cx="3788579" cy="1230819"/>
+                      <a:ext cx="2723343" cy="884749"/>
                     </a:xfrm>
                     <a:prstGeom prst="rect">
                       <a:avLst/>
@@ -1251,7 +1242,6 @@
         <w:rPr>
           <w:rFonts w:hint="eastAsia"/>
         </w:rPr>
-        <w:lastRenderedPageBreak/>
         <w:t>A</w:t>
       </w:r>
       <w:r>
@@ -1386,6 +1376,7 @@
         <w:rPr>
           <w:rFonts w:hint="eastAsia"/>
         </w:rPr>
+        <w:lastRenderedPageBreak/>
         <w:t>C</w:t>
       </w:r>
       <w:r>
@@ -2104,15 +2095,13 @@
       </w:pPr>
       <w:r>
         <w:rPr>
-          <w:rFonts w:hint="eastAsia"/>
           <w:noProof/>
         </w:rPr>
-        <w:lastRenderedPageBreak/>
         <w:drawing>
-          <wp:inline distT="0" distB="0" distL="0" distR="0" wp14:anchorId="191F727A" wp14:editId="667764E5">
-            <wp:extent cx="2649220" cy="1409065"/>
-            <wp:effectExtent l="0" t="0" r="6350" b="5080"/>
-            <wp:docPr id="30" name="图片24" descr="菁优网：http://www.jyeoo.com"/>
+          <wp:inline distT="0" distB="0" distL="0" distR="0" wp14:anchorId="0FF696A6" wp14:editId="5FA62C83">
+            <wp:extent cx="2512088" cy="1314772"/>
+            <wp:effectExtent l="0" t="0" r="2540" b="0"/>
+            <wp:docPr id="587020968" name="图片 1"/>
             <wp:cNvGraphicFramePr>
               <a:graphicFrameLocks xmlns:a="http://schemas.openxmlformats.org/drawingml/2006/main" noChangeAspect="1"/>
             </wp:cNvGraphicFramePr>
@@ -2120,13 +2109,11 @@
               <a:graphicData uri="http://schemas.openxmlformats.org/drawingml/2006/picture">
                 <pic:pic xmlns:pic="http://schemas.openxmlformats.org/drawingml/2006/picture">
                   <pic:nvPicPr>
-                    <pic:cNvPr id="30" name="图片24" descr="菁优网：http://www.jyeoo.com"/>
-                    <pic:cNvPicPr>
-                      <a:picLocks noChangeAspect="1"/>
-                    </pic:cNvPicPr>
+                    <pic:cNvPr id="587020968" name=""/>
+                    <pic:cNvPicPr/>
                   </pic:nvPicPr>
                   <pic:blipFill>
-                    <a:blip r:embed="rId21" cstate="print"/>
+                    <a:blip r:embed="rId21"/>
                     <a:stretch>
                       <a:fillRect/>
                     </a:stretch>
@@ -2134,7 +2121,7 @@
                   <pic:spPr>
                     <a:xfrm>
                       <a:off x="0" y="0"/>
-                      <a:ext cx="2649220" cy="1409065"/>
+                      <a:ext cx="2522246" cy="1320088"/>
                     </a:xfrm>
                     <a:prstGeom prst="rect">
                       <a:avLst/>
@@ -2155,18 +2142,18 @@
         <w:rPr>
           <w:rFonts w:hint="eastAsia"/>
         </w:rPr>
+        <w:lastRenderedPageBreak/>
         <w:t>【答案】</w:t>
       </w:r>
       <w:r>
         <w:rPr>
-          <w:rFonts w:hint="eastAsia"/>
           <w:noProof/>
         </w:rPr>
         <w:drawing>
-          <wp:inline distT="0" distB="0" distL="0" distR="0" wp14:anchorId="0D669656" wp14:editId="33A21F5C">
-            <wp:extent cx="2480310" cy="1351280"/>
-            <wp:effectExtent l="0" t="0" r="2540" b="8890"/>
-            <wp:docPr id="31" name="图片24" descr="菁优网：http://www.jyeoo.com"/>
+          <wp:inline distT="0" distB="0" distL="0" distR="0" wp14:anchorId="76DABF8B" wp14:editId="5B3CD892">
+            <wp:extent cx="2279660" cy="1225899"/>
+            <wp:effectExtent l="0" t="0" r="6350" b="0"/>
+            <wp:docPr id="680980343" name="图片 1"/>
             <wp:cNvGraphicFramePr>
               <a:graphicFrameLocks xmlns:a="http://schemas.openxmlformats.org/drawingml/2006/main" noChangeAspect="1"/>
             </wp:cNvGraphicFramePr>
@@ -2174,13 +2161,11 @@
               <a:graphicData uri="http://schemas.openxmlformats.org/drawingml/2006/picture">
                 <pic:pic xmlns:pic="http://schemas.openxmlformats.org/drawingml/2006/picture">
                   <pic:nvPicPr>
-                    <pic:cNvPr id="31" name="图片24" descr="菁优网：http://www.jyeoo.com"/>
-                    <pic:cNvPicPr>
-                      <a:picLocks noChangeAspect="1"/>
-                    </pic:cNvPicPr>
+                    <pic:cNvPr id="680980343" name=""/>
+                    <pic:cNvPicPr/>
                   </pic:nvPicPr>
                   <pic:blipFill>
-                    <a:blip r:embed="rId22" cstate="print"/>
+                    <a:blip r:embed="rId22"/>
                     <a:stretch>
                       <a:fillRect/>
                     </a:stretch>
@@ -2188,7 +2173,7 @@
                   <pic:spPr>
                     <a:xfrm>
                       <a:off x="0" y="0"/>
-                      <a:ext cx="2480310" cy="1351280"/>
+                      <a:ext cx="2300793" cy="1237263"/>
                     </a:xfrm>
                     <a:prstGeom prst="rect">
                       <a:avLst/>
@@ -2803,7 +2788,14 @@
         <w:rPr>
           <w:rFonts w:hint="eastAsia"/>
         </w:rPr>
-        <w:t>内部的电路中（要求顺时针旋转旋钮时电位器接入电路的电阻变小），再将电砂锅外部的三条接线连接到插头插脚对应的接线上。</w:t>
+        <w:t>内部的电路中（要求顺时针旋转旋钮时电位器接入电</w:t>
+      </w:r>
+      <w:r>
+        <w:rPr>
+          <w:rFonts w:hint="eastAsia"/>
+        </w:rPr>
+        <w:lastRenderedPageBreak/>
+        <w:t>路的电阻变小），再将电砂锅外部的三条接线连接到插头插脚对应的接线上。</w:t>
       </w:r>
     </w:p>
     <w:p>
@@ -2812,14 +2804,13 @@
       </w:pPr>
       <w:r>
         <w:rPr>
-          <w:rFonts w:hint="eastAsia"/>
           <w:noProof/>
         </w:rPr>
         <w:drawing>
-          <wp:inline distT="0" distB="0" distL="0" distR="0" wp14:anchorId="5E13CD34" wp14:editId="38B4358F">
-            <wp:extent cx="2971800" cy="1470660"/>
-            <wp:effectExtent l="0" t="0" r="0" b="0"/>
-            <wp:docPr id="42" name="图片24" descr="菁优网：http://www.jyeoo.com"/>
+          <wp:inline distT="0" distB="0" distL="0" distR="0" wp14:anchorId="2C294DB2" wp14:editId="18377719">
+            <wp:extent cx="2798466" cy="1373030"/>
+            <wp:effectExtent l="0" t="0" r="1905" b="0"/>
+            <wp:docPr id="2146438854" name="图片 1"/>
             <wp:cNvGraphicFramePr>
               <a:graphicFrameLocks xmlns:a="http://schemas.openxmlformats.org/drawingml/2006/main" noChangeAspect="1"/>
             </wp:cNvGraphicFramePr>
@@ -2827,14 +2818,11 @@
               <a:graphicData uri="http://schemas.openxmlformats.org/drawingml/2006/picture">
                 <pic:pic xmlns:pic="http://schemas.openxmlformats.org/drawingml/2006/picture">
                   <pic:nvPicPr>
-                    <pic:cNvPr id="42" name="图片24" descr="菁优网：http://www.jyeoo.com"/>
-                    <pic:cNvPicPr>
-                      <a:picLocks noChangeAspect="1"/>
-                    </pic:cNvPicPr>
+                    <pic:cNvPr id="2146438854" name=""/>
+                    <pic:cNvPicPr/>
                   </pic:nvPicPr>
                   <pic:blipFill>
-                    <a:blip r:embed="rId25" cstate="print"/>
-                    <a:srcRect r="28188" b="-5995"/>
+                    <a:blip r:embed="rId25"/>
                     <a:stretch>
                       <a:fillRect/>
                     </a:stretch>
@@ -2842,7 +2830,7 @@
                   <pic:spPr>
                     <a:xfrm>
                       <a:off x="0" y="0"/>
-                      <a:ext cx="2971800" cy="1470660"/>
+                      <a:ext cx="2813644" cy="1380477"/>
                     </a:xfrm>
                     <a:prstGeom prst="rect">
                       <a:avLst/>
@@ -2867,14 +2855,13 @@
       </w:r>
       <w:r>
         <w:rPr>
-          <w:rFonts w:hint="eastAsia"/>
           <w:noProof/>
         </w:rPr>
         <w:drawing>
-          <wp:inline distT="0" distB="0" distL="0" distR="0" wp14:anchorId="7477777A" wp14:editId="262F7CEE">
-            <wp:extent cx="3388995" cy="1635125"/>
-            <wp:effectExtent l="0" t="0" r="635" b="5715"/>
-            <wp:docPr id="43" name="图片24" descr="菁优网：http://www.jyeoo.com"/>
+          <wp:inline distT="0" distB="0" distL="0" distR="0" wp14:anchorId="1E2B4B27" wp14:editId="2B8A3F89">
+            <wp:extent cx="2364151" cy="1090246"/>
+            <wp:effectExtent l="0" t="0" r="0" b="0"/>
+            <wp:docPr id="1752893594" name="图片 1"/>
             <wp:cNvGraphicFramePr>
               <a:graphicFrameLocks xmlns:a="http://schemas.openxmlformats.org/drawingml/2006/main" noChangeAspect="1"/>
             </wp:cNvGraphicFramePr>
@@ -2882,13 +2869,11 @@
               <a:graphicData uri="http://schemas.openxmlformats.org/drawingml/2006/picture">
                 <pic:pic xmlns:pic="http://schemas.openxmlformats.org/drawingml/2006/picture">
                   <pic:nvPicPr>
-                    <pic:cNvPr id="43" name="图片24" descr="菁优网：http://www.jyeoo.com"/>
-                    <pic:cNvPicPr>
-                      <a:picLocks noChangeAspect="1"/>
-                    </pic:cNvPicPr>
+                    <pic:cNvPr id="1752893594" name=""/>
+                    <pic:cNvPicPr/>
                   </pic:nvPicPr>
                   <pic:blipFill>
-                    <a:blip r:embed="rId26" cstate="print"/>
+                    <a:blip r:embed="rId26"/>
                     <a:stretch>
                       <a:fillRect/>
                     </a:stretch>
@@ -2896,7 +2881,7 @@
                   <pic:spPr>
                     <a:xfrm>
                       <a:off x="0" y="0"/>
-                      <a:ext cx="3388995" cy="1635125"/>
+                      <a:ext cx="2379245" cy="1097207"/>
                     </a:xfrm>
                     <a:prstGeom prst="rect">
                       <a:avLst/>
@@ -3484,7 +3469,6 @@
         <w:rPr>
           <w:rFonts w:hint="eastAsia"/>
         </w:rPr>
-        <w:lastRenderedPageBreak/>
         <w:t>①若只在</w:t>
       </w:r>
       <w:r>
@@ -3812,6 +3796,7 @@
         <w:rPr>
           <w:rFonts w:hint="eastAsia"/>
         </w:rPr>
+        <w:lastRenderedPageBreak/>
         <w:t>【答案】（</w:t>
       </w:r>
       <w:r>
@@ -4449,7 +4434,14 @@
         <w:rPr>
           <w:rFonts w:hint="eastAsia"/>
         </w:rPr>
-        <w:t>S1</w:t>
+        <w:t>S</w:t>
+      </w:r>
+      <w:r>
+        <w:rPr>
+          <w:rFonts w:hint="eastAsia"/>
+          <w:vertAlign w:val="subscript"/>
+        </w:rPr>
+        <w:t>1</w:t>
       </w:r>
       <w:r>
         <w:rPr>
@@ -4461,7 +4453,14 @@
         <w:rPr>
           <w:rFonts w:hint="eastAsia"/>
         </w:rPr>
-        <w:t>S2</w:t>
+        <w:t>S</w:t>
+      </w:r>
+      <w:r>
+        <w:rPr>
+          <w:rFonts w:hint="eastAsia"/>
+          <w:vertAlign w:val="subscript"/>
+        </w:rPr>
+        <w:t>2</w:t>
       </w:r>
       <w:r>
         <w:rPr>
@@ -4473,7 +4472,14 @@
         <w:rPr>
           <w:rFonts w:hint="eastAsia"/>
         </w:rPr>
-        <w:t>L1</w:t>
+        <w:t>L</w:t>
+      </w:r>
+      <w:r>
+        <w:rPr>
+          <w:rFonts w:hint="eastAsia"/>
+          <w:vertAlign w:val="subscript"/>
+        </w:rPr>
+        <w:t>1</w:t>
       </w:r>
       <w:r>
         <w:rPr>
@@ -4485,7 +4491,14 @@
         <w:rPr>
           <w:rFonts w:hint="eastAsia"/>
         </w:rPr>
-        <w:t>L2</w:t>
+        <w:t>L</w:t>
+      </w:r>
+      <w:r>
+        <w:rPr>
+          <w:rFonts w:hint="eastAsia"/>
+          <w:vertAlign w:val="subscript"/>
+        </w:rPr>
+        <w:t>2</w:t>
       </w:r>
       <w:r>
         <w:rPr>
@@ -4497,7 +4510,14 @@
         <w:rPr>
           <w:rFonts w:hint="eastAsia"/>
         </w:rPr>
-        <w:t>S1</w:t>
+        <w:t>S</w:t>
+      </w:r>
+      <w:r>
+        <w:rPr>
+          <w:rFonts w:hint="eastAsia"/>
+          <w:vertAlign w:val="subscript"/>
+        </w:rPr>
+        <w:t>1</w:t>
       </w:r>
       <w:r>
         <w:rPr>
@@ -4509,7 +4529,14 @@
         <w:rPr>
           <w:rFonts w:hint="eastAsia"/>
         </w:rPr>
-        <w:t>S2</w:t>
+        <w:t>S</w:t>
+      </w:r>
+      <w:r>
+        <w:rPr>
+          <w:rFonts w:hint="eastAsia"/>
+          <w:vertAlign w:val="subscript"/>
+        </w:rPr>
+        <w:t>2</w:t>
       </w:r>
       <w:r>
         <w:rPr>
@@ -4651,7 +4678,14 @@
         <w:rPr>
           <w:rFonts w:hint="eastAsia"/>
         </w:rPr>
-        <w:t>L2</w:t>
+        <w:t>L</w:t>
+      </w:r>
+      <w:r>
+        <w:rPr>
+          <w:rFonts w:hint="eastAsia"/>
+          <w:vertAlign w:val="subscript"/>
+        </w:rPr>
+        <w:t>2</w:t>
       </w:r>
       <w:r>
         <w:rPr>
@@ -4733,7 +4767,6 @@
           <w:noProof/>
           <w:lang w:val="zh-CN"/>
         </w:rPr>
-        <w:lastRenderedPageBreak/>
         <mc:AlternateContent>
           <mc:Choice Requires="wps">
             <w:drawing>
@@ -5130,6 +5163,7 @@
         <w:rPr>
           <w:rFonts w:hint="eastAsia"/>
         </w:rPr>
+        <w:lastRenderedPageBreak/>
         <w:t>【答案】短路；正常。</w:t>
       </w:r>
     </w:p>
@@ -5315,7 +5349,7 @@
           <w:noProof/>
         </w:rPr>
         <w:drawing>
-          <wp:inline distT="0" distB="0" distL="0" distR="0" wp14:anchorId="4FED8860" wp14:editId="4CB9A827">
+          <wp:inline distT="0" distB="0" distL="0" distR="0" wp14:anchorId="4FED8860" wp14:editId="4313EE74">
             <wp:extent cx="3583305" cy="1074291"/>
             <wp:effectExtent l="0" t="0" r="0" b="0"/>
             <wp:docPr id="54" name="图片24"/>
@@ -5837,7 +5871,6 @@
         <w:rPr>
           <w:rFonts w:hint="eastAsia"/>
         </w:rPr>
-        <w:lastRenderedPageBreak/>
         <w:t>C</w:t>
       </w:r>
       <w:r>
@@ -6028,6 +6061,7 @@
           <w:rFonts w:ascii="Times New Roman" w:eastAsiaTheme="majorEastAsia" w:hAnsi="Times New Roman" w:cs="Times New Roman"/>
           <w:noProof/>
         </w:rPr>
+        <w:lastRenderedPageBreak/>
         <mc:AlternateContent>
           <mc:Choice Requires="wpg">
             <w:drawing>
@@ -6182,16 +6216,6 @@
     </w:p>
     <w:p>
       <w:pPr>
-        <w:spacing w:line="360" w:lineRule="auto"/>
-        <w:ind w:left="273" w:hangingChars="130" w:hanging="273"/>
-        <w:rPr>
-          <w:rFonts w:ascii="Times New Roman" w:eastAsia="新宋体" w:hAnsi="Times New Roman"/>
-          <w:szCs w:val="21"/>
-        </w:rPr>
-      </w:pPr>
-    </w:p>
-    <w:p>
-      <w:pPr>
         <w:pStyle w:val="af0"/>
         <w:ind w:left="672" w:hanging="672"/>
       </w:pPr>
@@ -6354,7 +6378,14 @@
         <w:rPr>
           <w:rFonts w:hint="eastAsia"/>
         </w:rPr>
-        <w:t>S1</w:t>
+        <w:t>S</w:t>
+      </w:r>
+      <w:r>
+        <w:rPr>
+          <w:rFonts w:hint="eastAsia"/>
+          <w:vertAlign w:val="subscript"/>
+        </w:rPr>
+        <w:t>1</w:t>
       </w:r>
       <w:r>
         <w:rPr>
@@ -6366,7 +6397,14 @@
         <w:rPr>
           <w:rFonts w:hint="eastAsia"/>
         </w:rPr>
-        <w:t>S2</w:t>
+        <w:t>S</w:t>
+      </w:r>
+      <w:r>
+        <w:rPr>
+          <w:rFonts w:hint="eastAsia"/>
+          <w:vertAlign w:val="subscript"/>
+        </w:rPr>
+        <w:t>2</w:t>
       </w:r>
       <w:r>
         <w:rPr>
@@ -6653,15 +6691,6 @@
         </w:rPr>
         <w:t>B</w:t>
       </w:r>
-    </w:p>
-    <w:p>
-      <w:pPr>
-        <w:spacing w:line="360" w:lineRule="auto"/>
-        <w:rPr>
-          <w:rFonts w:ascii="Times New Roman" w:eastAsia="新宋体" w:hAnsi="Times New Roman"/>
-          <w:szCs w:val="21"/>
-        </w:rPr>
-      </w:pPr>
     </w:p>
     <w:p>
       <w:pPr>
@@ -6851,9 +6880,8 @@
           <w:rFonts w:hint="eastAsia"/>
           <w:noProof/>
         </w:rPr>
-        <w:lastRenderedPageBreak/>
         <w:drawing>
-          <wp:inline distT="0" distB="0" distL="0" distR="0" wp14:anchorId="2A7EBCC5" wp14:editId="1B9F6385">
+          <wp:inline distT="0" distB="0" distL="0" distR="0" wp14:anchorId="2A7EBCC5" wp14:editId="2B504FD8">
             <wp:extent cx="4112887" cy="1642745"/>
             <wp:effectExtent l="0" t="0" r="2540" b="0"/>
             <wp:docPr id="48" name="图片24"/>
@@ -7030,6 +7058,7 @@
         <w:rPr>
           <w:rFonts w:hint="eastAsia"/>
         </w:rPr>
+        <w:lastRenderedPageBreak/>
         <w:t>（</w:t>
       </w:r>
       <w:r>
@@ -9106,6 +9135,10 @@
 </file>
 
 <file path=customXml/item1.xml><?xml version="1.0" encoding="utf-8"?>
+<b:Sources xmlns:b="http://schemas.openxmlformats.org/officeDocument/2006/bibliography" xmlns="http://schemas.openxmlformats.org/officeDocument/2006/bibliography" SelectedStyle="\APA.XSL" StyleName="APA"/>
+</file>
+
+<file path=customXml/item2.xml><?xml version="1.0" encoding="utf-8"?>
 <s:customData xmlns="http://www.wps.cn/officeDocument/2013/wpsCustomData" xmlns:s="http://www.wps.cn/officeDocument/2013/wpsCustomData">
   <customSectProps/>
   <customShpExts>
@@ -9114,22 +9147,18 @@
 </s:customData>
 </file>
 
-<file path=customXml/item2.xml><?xml version="1.0" encoding="utf-8"?>
-<b:Sources xmlns:b="http://schemas.openxmlformats.org/officeDocument/2006/bibliography" xmlns="http://schemas.openxmlformats.org/officeDocument/2006/bibliography" SelectedStyle="\APA.XSL" StyleName="APA"/>
+<file path=customXml/itemProps1.xml><?xml version="1.0" encoding="utf-8"?>
+<ds:datastoreItem xmlns:ds="http://schemas.openxmlformats.org/officeDocument/2006/customXml" ds:itemID="{0E798019-D9DA-4148-8768-905599865BAA}">
+  <ds:schemaRefs>
+    <ds:schemaRef ds:uri="http://schemas.openxmlformats.org/officeDocument/2006/bibliography"/>
+  </ds:schemaRefs>
+</ds:datastoreItem>
 </file>
 
-<file path=customXml/itemProps1.xml><?xml version="1.0" encoding="utf-8"?>
+<file path=customXml/itemProps2.xml><?xml version="1.0" encoding="utf-8"?>
 <ds:datastoreItem xmlns:ds="http://schemas.openxmlformats.org/officeDocument/2006/customXml" ds:itemID="{B1977F7D-205B-4081-913C-38D41E755F92}">
   <ds:schemaRefs>
     <ds:schemaRef ds:uri="http://www.wps.cn/officeDocument/2013/wpsCustomData"/>
   </ds:schemaRefs>
 </ds:datastoreItem>
-</file>
-
-<file path=customXml/itemProps2.xml><?xml version="1.0" encoding="utf-8"?>
-<ds:datastoreItem xmlns:ds="http://schemas.openxmlformats.org/officeDocument/2006/customXml" ds:itemID="{0E798019-D9DA-4148-8768-905599865BAA}">
-  <ds:schemaRefs>
-    <ds:schemaRef ds:uri="http://schemas.openxmlformats.org/officeDocument/2006/bibliography"/>
-  </ds:schemaRefs>
-</ds:datastoreItem>
 </file>